--- a/Section10&11_Eureka_Discovery_Service/2-Add Eureka Client.docx
+++ b/Section10&11_Eureka_Discovery_Service/2-Add Eureka Client.docx
@@ -6880,11 +6880,12 @@
       <w:r>
         <w:rPr>
           <w:rFonts w:cstheme="minorBidi"/>
+          <w:noProof/>
           <w:sz w:val="22"/>
           <w:lang w:bidi="km-KH"/>
         </w:rPr>
         <w:drawing>
-          <wp:anchor distT="0" distB="0" distL="114300" distR="114300" simplePos="0" relativeHeight="251658240" behindDoc="1" locked="0" layoutInCell="1" allowOverlap="1" wp14:anchorId="7E71336A" wp14:editId="71162138">
+          <wp:anchor distT="0" distB="0" distL="114300" distR="114300" simplePos="0" relativeHeight="251658240" behindDoc="1" locked="0" layoutInCell="1" allowOverlap="1" wp14:anchorId="7E71336A" wp14:editId="4046749A">
             <wp:simplePos x="0" y="0"/>
             <wp:positionH relativeFrom="column">
               <wp:posOffset>1905</wp:posOffset>
@@ -7345,7 +7346,7 @@
       <w:pPr>
         <w:jc w:val="both"/>
         <w:rPr>
-          <w:rFonts w:cstheme="minorBidi" w:hint="cs"/>
+          <w:rFonts w:cstheme="minorBidi"/>
           <w:sz w:val="32"/>
           <w:szCs w:val="52"/>
           <w:cs/>
@@ -8294,6 +8295,7 @@
   <w:style w:type="character" w:default="1" w:styleId="DefaultParagraphFont">
     <w:name w:val="Default Paragraph Font"/>
     <w:uiPriority w:val="1"/>
+    <w:semiHidden/>
     <w:unhideWhenUsed/>
   </w:style>
   <w:style w:type="table" w:default="1" w:styleId="TableNormal">
